--- a/packages/document-engine/templates/fire/4.0_fire_cover_tests.docx
+++ b/packages/document-engine/templates/fire/4.0_fire_cover_tests.docx
@@ -134,7 +134,9 @@
           <w:sz w:val="20"/>
           <w:lang w:val="ro-RO"/>
         </w:rPr>
-        <w:t>1. Test de verificare a cunoștințelor la angajare, după instruirea introductiv-generală și instruirea la locul de muncă;</w:t>
+        <w:t>1.</w:t>
+        <w:tab/>
+        <w:t>Test de verificare a cunoștințelor la angajare, după instruirea introductiv-generală și instruirea la locul de muncă;</w:t>
       </w:r>
     </w:p>
     <w:p>
@@ -161,7 +163,9 @@
           <w:sz w:val="20"/>
           <w:lang w:val="ro-RO"/>
         </w:rPr>
-        <w:t>2. Test de verificare periodică (anual).</w:t>
+        <w:t>2.</w:t>
+        <w:tab/>
+        <w:t>Test de verificare periodică (anual).</w:t>
       </w:r>
     </w:p>
     <w:p>

--- a/packages/document-engine/templates/fire/4.0_fire_cover_tests.docx
+++ b/packages/document-engine/templates/fire/4.0_fire_cover_tests.docx
@@ -192,7 +192,7 @@
           <w:sz w:val="20"/>
           <w:lang w:val="ro-RO"/>
         </w:rPr>
-        <w:t>PERSOANE IMPLICATE ÎN PROCESUL DE PREDARE / PRIMIRE A DOCUMENTULUI</w:t>
+        <w:t>PERSOANE IMPLICATE ÎN PROCESUL DE PREDARE-PRIMIRE A DOCUMENTULUI</w:t>
       </w:r>
     </w:p>
     <w:tbl>
@@ -243,7 +243,7 @@
                 <w:sz w:val="20"/>
                 <w:lang w:val="ro-RO"/>
               </w:rPr>
-              <w:t>Am luat la cunoștință</w:t>
+              <w:t>Am luat cunoștință</w:t>
             </w:r>
           </w:p>
           <w:p>

--- a/packages/document-engine/templates/fire/4.0_fire_cover_tests.docx
+++ b/packages/document-engine/templates/fire/4.0_fire_cover_tests.docx
@@ -136,7 +136,7 @@
         </w:rPr>
         <w:t>1.</w:t>
         <w:tab/>
-        <w:t>Test de verificare a cunoștințelor la angajare, după instruirea introductiv-generală și instruirea la locul de muncă;</w:t>
+        <w:t xml:space="preserve">Test de verificare a cunoștințelor la angajare, după instructajul introductiv general și instructajul specific locului de muncă;</w:t>
       </w:r>
     </w:p>
     <w:p>
